--- a/output/site/ai/resume.uk.docx
+++ b/output/site/ai/resume.uk.docx
@@ -25,7 +25,7 @@
     </w:p>
     <w:p>
       <w:r>
-        <w:t>Десять років промислової розробки — і власний трек у Python та ML. Побудував голосовий пайплайн реального часу: faster-whisper на CUDA, діаризація pyannote, VAD і потокова обробка — 55 модулів, 15 500 рядків Python, з регресійними замірами затримки та RTF. Поряд — конвеєри даних на SQLAlchemy і Playwright та щоденна робота з ІІ-агентами.</w:t>
+        <w:t>Десять років промислової розробки — і власний трек у Python та ML. Побудував голосовий пайплайн реального часу: faster-whisper на CUDA, діаризація pyannote, VAD і потокова обробка, з регресійними замірами затримки та RTF. Поряд — конвеєри даних на SQLAlchemy і Playwright та щоденна робота з ІІ-агентами.</w:t>
       </w:r>
     </w:p>
     <w:p>
@@ -42,14 +42,6 @@
       </w:pPr>
       <w:r>
         <w:t>10 років — у виробничих системах роздрібу, з 2016 і донині</w:t>
-      </w:r>
-    </w:p>
-    <w:p>
-      <w:pPr>
-        <w:pStyle w:val="ListBullet"/>
-      </w:pPr>
-      <w:r>
-        <w:t>15 500 рядків — Python у голосовому пайплайні: 55 модулів, STT і діаризація</w:t>
       </w:r>
     </w:p>
     <w:p>
@@ -81,7 +73,7 @@
         <w:pStyle w:val="ListBullet"/>
       </w:pPr>
       <w:r>
-        <w:t>Веду міграцію клієнта торгової системи з Delphi 6 на Delphi 12/13 і написав інструмент, що звіряє форми та мапінг БД між версіями — щоб перехід не ламав продакшен магазинів.</w:t>
+        <w:t>Веду міграцію клієнта торгової системи з Delphi 6 на Delphi 12/13 і написав інструмент, що звіряє інтерфейс і мапінг БД між версіями — щоб перехід не ламав продакшен магазинів.</w:t>
       </w:r>
     </w:p>
     <w:p>
@@ -97,7 +89,7 @@
         <w:pStyle w:val="ListBullet"/>
       </w:pPr>
       <w:r>
-        <w:t>Побудував голосовий пайплайн реального часу на Python: faster-whisper на GPU, діаризація pyannote, VAD, потоковий захват — 55 модулів і 15 500 рядків коду.</w:t>
+        <w:t>Побудував голосовий пайплайн реального часу на Python: faster-whisper на GPU, діаризація pyannote, VAD, потоковий захват.</w:t>
       </w:r>
     </w:p>
     <w:p>
@@ -270,7 +262,7 @@
     </w:p>
     <w:p>
       <w:r>
-        <w:t>Інструмент для розбору торгової системи перед міграцією: Python парсить .dfm і .pas, витягує виклики процедур і зв'язки форм, Next.js показує це картою з анотаціями та коментарями по вузлах.</w:t>
+        <w:t>Інструмент для розбору торгової системи перед міграцією: Python парсить .dfm і .pas, витягує виклики процедур і зв'язки екранів, Next.js показує це картою з анотаціями та коментарями по вузлах.</w:t>
       </w:r>
     </w:p>
     <w:p>
@@ -316,7 +308,7 @@
     </w:p>
     <w:p>
       <w:r>
-        <w:t>Переведення клієнта торгової системи (955 модулів, 828 форм) на сучасний компілятор із переробкою ядра. Написав окремий інструмент, що звіряє форми та мапінг таблиць між старою і новою версіями — міграція йде без зупинки магазинів.</w:t>
+        <w:t>Переведення клієнта торгової системи на сучасний компілятор із переробкою ядра. Написав окремий інструмент, що звіряє інтерфейс і мапінг таблиць між старою і новою версіями — міграція йде без зупинки магазинів.</w:t>
       </w:r>
     </w:p>
     <w:p>
@@ -378,7 +370,7 @@
         <w:pStyle w:val="ListBullet"/>
       </w:pPr>
       <w:r>
-        <w:t>Голосовий пайплайн реального часу: faster-whisper на CUDA, діаризація pyannote, VAD, потоковий захват WASAPI — 55 модулів, 15 500 рядків Python.</w:t>
+        <w:t>Голосовий пайплайн реального часу: faster-whisper на CUDA, діаризація pyannote, VAD, потоковий захват WASAPI.</w:t>
       </w:r>
     </w:p>
     <w:p>
@@ -447,7 +439,7 @@
         <w:pStyle w:val="ListBullet"/>
       </w:pPr>
       <w:r>
-        <w:t>Відповідаю за клієнтську частину торгової системи мережі: 955 модулів, 828 форм, MS SQL — документи постачання, ціни, фіскальні накладні.</w:t>
+        <w:t>Відповідаю за клієнтську частину торгової системи, якою щодня працюють магазини мережі: документи постачання, ціни, фіскальні накладні, MS SQL.</w:t>
       </w:r>
     </w:p>
     <w:p>
@@ -487,7 +479,7 @@
         <w:pStyle w:val="ListBullet"/>
       </w:pPr>
       <w:r>
-        <w:t>Веду міграцію клієнта з Delphi 6 на Delphi 12/13 з власним інструментом звіряння форм і мапінгу БД.</w:t>
+        <w:t>Веду міграцію клієнта з Delphi 6 на Delphi 12/13 з власним інструментом звіряння інтерфейсу і мапінгу БД між версіями.</w:t>
       </w:r>
     </w:p>
     <w:p>
@@ -567,7 +559,7 @@
         <w:pStyle w:val="ListBullet"/>
       </w:pPr>
       <w:r>
-        <w:t>M3 → M4 Mapping Checker — звіряння форм і викликів процедур між Delphi 6 і Delphi 13 — https://github.com/qwert11/d6_d13_dbmapping_checker</w:t>
+        <w:t>M3 → M4 Mapping Checker — звіряння інтерфейсу і викликів процедур між Delphi 6 і Delphi 13 — https://github.com/qwert11/d6_d13_dbmapping_checker</w:t>
       </w:r>
     </w:p>
     <w:p>

--- a/output/site/ai/resume.uk.docx
+++ b/output/site/ai/resume.uk.docx
@@ -49,7 +49,7 @@
         <w:pStyle w:val="ListBullet"/>
       </w:pPr>
       <w:r>
-        <w:t>27 — репозиторіїв за 2026 рік: фриланс і власні проєкти</w:t>
+        <w:t>33 — внутрішні системи мережі, у яких є мій код</w:t>
       </w:r>
     </w:p>
     <w:p>
@@ -66,22 +66,6 @@
       </w:pPr>
       <w:r>
         <w:t>Що я зробив</w:t>
-      </w:r>
-    </w:p>
-    <w:p>
-      <w:pPr>
-        <w:pStyle w:val="ListBullet"/>
-      </w:pPr>
-      <w:r>
-        <w:t>Веду міграцію клієнта торгової системи з Delphi 6 на Delphi 12/13 і написав інструмент, що звіряє інтерфейс і мапінг БД між версіями — щоб перехід не ламав продакшен магазинів.</w:t>
-      </w:r>
-    </w:p>
-    <w:p>
-      <w:pPr>
-        <w:pStyle w:val="ListBullet"/>
-      </w:pPr>
-      <w:r>
-        <w:t>Спроєктував і побудував платформу SMS-сповіщень мережі: SMPP і GSM API, .NET Web API та MS SQL, з архітектурою під пікові розсилки.</w:t>
       </w:r>
     </w:p>
     <w:p>
@@ -132,21 +116,10 @@
         <w:rPr>
           <w:b/>
         </w:rPr>
-        <w:t xml:space="preserve">Якість і постачання: </w:t>
-      </w:r>
-      <w:r>
-        <w:t>xUnit / NUnit, NSubstitute / Moq, AutoFixture, FluentAssertions, SonarQube, Jenkins, Docker, Serilog / NLog, Elastic APM, Git / приватний NuGet</w:t>
-      </w:r>
-    </w:p>
-    <w:p>
-      <w:r>
-        <w:rPr>
-          <w:b/>
-        </w:rPr>
         <w:t xml:space="preserve">Підходи: </w:t>
       </w:r>
       <w:r>
-        <w:t>Модернізація legacy, Модульний моноліт, Трирівнева архітектура, Проєктування інтеграцій, Робота в проді 24/7</w:t>
+        <w:t>Модернізація legacy, Робота в проді 24/7</w:t>
       </w:r>
     </w:p>
     <w:p>
@@ -294,57 +267,6 @@
       </w:r>
     </w:p>
     <w:p>
-      <w:r>
-        <w:rPr>
-          <w:b/>
-        </w:rPr>
-        <w:t>Міграція торгового клієнта: Delphi 6 → Delphi 12 (2024 — 2026)</w:t>
-      </w:r>
-    </w:p>
-    <w:p>
-      <w:r>
-        <w:t>Технічний лід міграції</w:t>
-      </w:r>
-    </w:p>
-    <w:p>
-      <w:r>
-        <w:t>Переведення клієнта торгової системи на сучасний компілятор із переробкою ядра. Написав окремий інструмент, що звіряє інтерфейс і мапінг таблиць між старою і новою версіями — міграція йде без зупинки магазинів.</w:t>
-      </w:r>
-    </w:p>
-    <w:p>
-      <w:r>
-        <w:t>Delphi 12/13, Object Pascal, VCL, MS SQL, DevExpress, FastReport</w:t>
-      </w:r>
-    </w:p>
-    <w:p>
-      <w:r>
-        <w:t>https://github.com/qwert11/d6_d13_dbmapping_checker</w:t>
-      </w:r>
-    </w:p>
-    <w:p>
-      <w:r>
-        <w:rPr>
-          <w:b/>
-        </w:rPr>
-        <w:t>SMS Messenger (2020 — 2023)</w:t>
-      </w:r>
-    </w:p>
-    <w:p>
-      <w:r>
-        <w:t>Архітектор і розробник</w:t>
-      </w:r>
-    </w:p>
-    <w:p>
-      <w:r>
-        <w:t>Платформа SMS-сповіщень мережі: власний шлюз до операторів через SMPP і до модемів через GSM API, черги розсилок, API для внутрішніх систем.</w:t>
-      </w:r>
-    </w:p>
-    <w:p>
-      <w:r>
-        <w:t>ASP.NET Core, Web API, SMPP, GSM API, MS SQL, Hangfire</w:t>
-      </w:r>
-    </w:p>
-    <w:p>
       <w:pPr>
         <w:pStyle w:val="Heading1"/>
       </w:pPr>
@@ -439,14 +361,6 @@
         <w:pStyle w:val="ListBullet"/>
       </w:pPr>
       <w:r>
-        <w:t>Відповідаю за клієнтську частину торгової системи, якою щодня працюють магазини мережі: документи постачання, ціни, фіскальні накладні, MS SQL.</w:t>
-      </w:r>
-    </w:p>
-    <w:p>
-      <w:pPr>
-        <w:pStyle w:val="ListBullet"/>
-      </w:pPr>
-      <w:r>
         <w:t>З 2018 паралельно будую внутрішні сервіси на ASP.NET Core і Angular: доступи, аудит, звітність, інтеграції — 33 системи мережі містять мій код.</w:t>
       </w:r>
     </w:p>
@@ -455,31 +369,7 @@
         <w:pStyle w:val="ListBullet"/>
       </w:pPr>
       <w:r>
-        <w:t>UAM: система керування доступом для 2000+ користувачів на OpenID Connect, ADFS і Kerberos.</w:t>
-      </w:r>
-    </w:p>
-    <w:p>
-      <w:pPr>
-        <w:pStyle w:val="ListBullet"/>
-      </w:pPr>
-      <w:r>
         <w:t>Інтеграції мережі: EDI та ЕДО, M.E.Doc, Oracle EBS, 1С, Kafka, BizTalk, SSIS та SSRS.</w:t>
-      </w:r>
-    </w:p>
-    <w:p>
-      <w:pPr>
-        <w:pStyle w:val="ListBullet"/>
-      </w:pPr>
-      <w:r>
-        <w:t>Фіскальні зміни наскрізь по системах: еАкциз і АЕД, УКТЗЕД, митні спрощення, ставки ПДВ — у працюючій мережі.</w:t>
-      </w:r>
-    </w:p>
-    <w:p>
-      <w:pPr>
-        <w:pStyle w:val="ListBullet"/>
-      </w:pPr>
-      <w:r>
-        <w:t>Веду міграцію клієнта з Delphi 6 на Delphi 12/13 з власним інструментом звіряння інтерфейсу і мапінгу БД між версіями.</w:t>
       </w:r>
     </w:p>
     <w:p>
@@ -524,14 +414,6 @@
     </w:p>
     <w:p>
       <w:pPr>
-        <w:pStyle w:val="ListBullet"/>
-      </w:pPr>
-      <w:r>
-        <w:t>Програмування в середовищі Delphi — Інститут сучасних професій (2006)</w:t>
-      </w:r>
-    </w:p>
-    <w:p>
-      <w:pPr>
         <w:pStyle w:val="Heading1"/>
       </w:pPr>
       <w:r>
@@ -568,22 +450,6 @@
       </w:pPr>
       <w:r>
         <w:t>TeamBeacon — real-time маяк для пошуку своїх у натовпі: ASP.NET Core, SignalR, Docker — https://github.com/qwert11/TeamBeacon</w:t>
-      </w:r>
-    </w:p>
-    <w:p>
-      <w:pPr>
-        <w:pStyle w:val="ListBullet"/>
-      </w:pPr>
-      <w:r>
-        <w:t>SQL Profiler Normalizer — перетворює sp_executesql із профайлера на читабельний EXEC, повністю у браузері — https://github.com/qwert11/sql-profiler-normalizer</w:t>
-      </w:r>
-    </w:p>
-    <w:p>
-      <w:pPr>
-        <w:pStyle w:val="ListBullet"/>
-      </w:pPr>
-      <w:r>
-        <w:t>Angle Tool — вимірювання кутів на графіках і скриншотах прямо у браузері — https://github.com/qwert11/slope-angle</w:t>
       </w:r>
     </w:p>
     <w:p>

--- a/output/site/ai/resume.uk.docx
+++ b/output/site/ai/resume.uk.docx
@@ -50,6 +50,14 @@
       </w:pPr>
       <w:r>
         <w:t>33 — внутрішні системи мережі, у яких є мій код</w:t>
+      </w:r>
+    </w:p>
+    <w:p>
+      <w:pPr>
+        <w:pStyle w:val="ListBullet"/>
+      </w:pPr>
+      <w:r>
+        <w:t>27 — репозиторіїв за 2026 рік: фриланс і власні проєкти</w:t>
       </w:r>
     </w:p>
     <w:p>

--- a/output/site/ai/resume.uk.docx
+++ b/output/site/ai/resume.uk.docx
@@ -25,7 +25,7 @@
     </w:p>
     <w:p>
       <w:r>
-        <w:t>Десять років промислової розробки — і власний трек у Python та ML. Побудував голосовий пайплайн реального часу: faster-whisper на CUDA, діаризація pyannote, VAD і потокова обробка, з регресійними замірами затримки та RTF. Поряд — конвеєри даних на SQLAlchemy і Playwright та щоденна робота з ІІ-агентами.</w:t>
+        <w:t>Десять років промислової розробки — тепер у Python та ML. Побудував голосовий пайплайн реального часу: faster-whisper на CUDA, діаризація pyannote, VAD і потокова обробка, з регресійними замірами затримки та real-time factor (RTF). Поряд — інструменти для LLM-агентів (MCP-сервери, власні субагенти, CDP-інспектор браузера) і конвеєри даних на SQLAlchemy та Playwright.</w:t>
       </w:r>
     </w:p>
     <w:p>
@@ -49,7 +49,7 @@
         <w:pStyle w:val="ListBullet"/>
       </w:pPr>
       <w:r>
-        <w:t>33 — внутрішні системи мережі, у яких є мій код</w:t>
+        <w:t>33 — внутрішні системи мережі, які я побудував або розширив</w:t>
       </w:r>
     </w:p>
     <w:p>
@@ -102,10 +102,51 @@
     </w:p>
     <w:p>
       <w:pPr>
+        <w:pStyle w:val="ListBullet"/>
+      </w:pPr>
+      <w:r>
+        <w:t>Зробив інструменти для LLM-агентів: MCP-сервери, власні субагенти та хуки, власний CDP-інспектор браузера як інструмент для агентів.</w:t>
+      </w:r>
+    </w:p>
+    <w:p>
+      <w:pPr>
         <w:pStyle w:val="Heading1"/>
       </w:pPr>
       <w:r>
         <w:t>Стек</w:t>
+      </w:r>
+    </w:p>
+    <w:p>
+      <w:r>
+        <w:rPr>
+          <w:b/>
+        </w:rPr>
+        <w:t xml:space="preserve">Python: </w:t>
+      </w:r>
+      <w:r>
+        <w:t>Python 3.11, FastAPI, SQLAlchemy 2, Alembic, Pydantic, Typer CLI, Playwright, selectolax, NumPy, pytest, ruff</w:t>
+      </w:r>
+    </w:p>
+    <w:p>
+      <w:r>
+        <w:rPr>
+          <w:b/>
+        </w:rPr>
+        <w:t xml:space="preserve">Мовлення та ML: </w:t>
+      </w:r>
+      <w:r>
+        <w:t>faster-whisper (CUDA), pyannote.audio, VAD, Діаризація мовців, Оцінка якості: RTF, затримка, Потокова обробка аудіо, WASAPI / sounddevice, PyTorch / GPU</w:t>
+      </w:r>
+    </w:p>
+    <w:p>
+      <w:r>
+        <w:rPr>
+          <w:b/>
+        </w:rPr>
+        <w:t xml:space="preserve">Робота з ШІ-агентами: </w:t>
+      </w:r>
+      <w:r>
+        <w:t>Claude Code, MCP-сервери, Власні субагенти та хуки, Інструменти для агентів (CDP), Промпт-інженерія</w:t>
       </w:r>
     </w:p>
     <w:p>
@@ -127,7 +168,7 @@
         <w:t xml:space="preserve">Підходи: </w:t>
       </w:r>
       <w:r>
-        <w:t>Модернізація legacy, Робота в проді 24/7</w:t>
+        <w:t>Відповідальність за продакшен, GitHub Actions</w:t>
       </w:r>
     </w:p>
     <w:p>
@@ -135,43 +176,10 @@
         <w:rPr>
           <w:b/>
         </w:rPr>
-        <w:t xml:space="preserve">Python: </w:t>
+        <w:t xml:space="preserve">Node.js бекенд: </w:t>
       </w:r>
       <w:r>
-        <w:t>Python 3.11, FastAPI, SQLAlchemy 2, Alembic, Pydantic, Typer CLI, Playwright, selectolax, NumPy, pytest, ruff / black, Jinja2</w:t>
-      </w:r>
-    </w:p>
-    <w:p>
-      <w:r>
-        <w:rPr>
-          <w:b/>
-        </w:rPr>
-        <w:t xml:space="preserve">Мова та ML: </w:t>
-      </w:r>
-      <w:r>
-        <w:t>faster-whisper (CUDA), pyannote.audio, VAD, Діаризація мовців, Оцінка якості: RTF, затримка, Потокова обробка аудіо, WASAPI / sounddevice, PyTorch / GPU</w:t>
-      </w:r>
-    </w:p>
-    <w:p>
-      <w:r>
-        <w:rPr>
-          <w:b/>
-        </w:rPr>
-        <w:t xml:space="preserve">Робота з ІІ-агентами: </w:t>
-      </w:r>
-      <w:r>
-        <w:t>Claude Code, MCP-сервери, Власні субагенти та хуки, Інструменти для агентів (CDP), Промпт-інженерія</w:t>
-      </w:r>
-    </w:p>
-    <w:p>
-      <w:r>
-        <w:rPr>
-          <w:b/>
-        </w:rPr>
-        <w:t xml:space="preserve">JS / TS екосистема: </w:t>
-      </w:r>
-      <w:r>
-        <w:t>Next.js 16, React 19, NestJS, Prisma, Node.js</w:t>
+        <w:t>NestJS, Prisma, Node.js</w:t>
       </w:r>
     </w:p>
     <w:p>
@@ -187,7 +195,7 @@
         <w:rPr>
           <w:b/>
         </w:rPr>
-        <w:t>Голосовий пайплайн реального часу (ORK) (2026)</w:t>
+        <w:t>Голосовий пайплайн реального часу (2026 — донині)</w:t>
       </w:r>
     </w:p>
     <w:p>
@@ -197,7 +205,7 @@
     </w:p>
     <w:p>
       <w:r>
-        <w:t>Розпізнавання мови зі звінків у реальному часі: паралельний захват мікрофона і системного звуку, нарізка по паузах через VAD, faster-whisper на GPU, діаризація pyannote з інкрементальною кластеризацією, переклад. Окремий набір регресійних замірів — RTF, затримка під навантаженням, стійкість до шуму — показує, де саме втрачається якість.</w:t>
+        <w:t>Розпізнавання мовлення з дзвінків у реальному часі: паралельний захват мікрофона і системного звуку, нарізка по паузах через VAD, faster-whisper на GPU, діаризація pyannote з інкрементальною кластеризацією, переклад. Окремий набір регресійних замірів — RTF, затримка під навантаженням, стійкість до шуму — показує, де саме втрачається якість.</w:t>
       </w:r>
     </w:p>
     <w:p>
@@ -256,22 +264,22 @@
         <w:rPr>
           <w:b/>
         </w:rPr>
-        <w:t>AM Mobility — веб і мобільний застосунок (2026)</w:t>
+        <w:t>Інструменти для ШІ-агентів (2026 — донині)</w:t>
       </w:r>
     </w:p>
     <w:p>
       <w:r>
-        <w:t>Фулстек-розробник</w:t>
+        <w:t>Автор</w:t>
       </w:r>
     </w:p>
     <w:p>
       <w:r>
-        <w:t>Клієнтський проєкт: бекенд на NestJS зі Swagger і PostgreSQL, вебчастина на Next.js, мобільний застосунок на Expo та React Native з картами MapLibre, геолокацією і офлайн-станом.</w:t>
+        <w:t>Власний інспектор браузера через CDP — консоль, мережа, DOM, скріншоти — як інструмент для агентів замість Playwright MCP; MCP-сервери до PostgreSQL; власні субагенти та хуки для циклу «перевір демо → виправ → перевір знову».</w:t>
       </w:r>
     </w:p>
     <w:p>
       <w:r>
-        <w:t>NestJS, Next.js, Expo, React Native, PostgreSQL, MapLibre, TanStack Query</w:t>
+        <w:t>Node.js, Chrome DevTools Protocol, MCP, Claude Code, PowerShell</w:t>
       </w:r>
     </w:p>
     <w:p>
@@ -287,7 +295,7 @@
         <w:rPr>
           <w:b/>
         </w:rPr>
-        <w:t>Фриланс і власні проєкти — AI / Python та full stack розробник</w:t>
+        <w:t>Власні проєкти та фриланс — Незалежний розробник</w:t>
       </w:r>
     </w:p>
     <w:p>
@@ -300,23 +308,7 @@
         <w:pStyle w:val="ListBullet"/>
       </w:pPr>
       <w:r>
-        <w:t>Голосовий пайплайн реального часу: faster-whisper на CUDA, діаризація pyannote, VAD, потоковий захват WASAPI.</w:t>
-      </w:r>
-    </w:p>
-    <w:p>
-      <w:pPr>
-        <w:pStyle w:val="ListBullet"/>
-      </w:pPr>
-      <w:r>
-        <w:t>Для нього ж — набір регресійних замірів: RTF, затримка під навантаженням, стійкість до шуму, межі якості; рішення приймаю за цифрами, а не на слух.</w:t>
-      </w:r>
-    </w:p>
-    <w:p>
-      <w:pPr>
-        <w:pStyle w:val="ListBullet"/>
-      </w:pPr>
-      <w:r>
-        <w:t>Парсер нерухомості на Python: SQLAlchemy 2 і Alembic поверх PostgreSQL, Playwright та selectolax, CLI на Typer, pytest і ruff.</w:t>
+        <w:t>Самостійно зробив три проєкти з переліку вище — голосовий пайплайн із набором регресійних замірів, парсер нерухомості та карту legacy-системи.</w:t>
       </w:r>
     </w:p>
     <w:p>
@@ -332,14 +324,6 @@
         <w:pStyle w:val="ListBullet"/>
       </w:pPr>
       <w:r>
-        <w:t>Аналізатор legacy-коду: Python розбирає .dfm і .pas та звіряє виклики процедур, Next.js показує карту системи з анотаціями.</w:t>
-      </w:r>
-    </w:p>
-    <w:p>
-      <w:pPr>
-        <w:pStyle w:val="ListBullet"/>
-      </w:pPr>
-      <w:r>
         <w:t>Клієнтські проєкти: NestJS з Prisma і PostgreSQL, Next.js 16 з React 19, мобільний застосунок на Expo з картами MapLibre.</w:t>
       </w:r>
     </w:p>
@@ -348,7 +332,7 @@
         <w:pStyle w:val="ListBullet"/>
       </w:pPr>
       <w:r>
-        <w:t>Щоденна робота з ІІ-агентами: MCP-сервери, власні субагенти та хуки, свій CDP-інспектор браузера як інструмент для агентів.</w:t>
+        <w:t>Щоденна робота з ШІ-агентами: MCP-сервери, власні субагенти та хуки, свій CDP-інспектор браузера як інструмент для агентів.</w:t>
       </w:r>
     </w:p>
     <w:p>
@@ -369,15 +353,7 @@
         <w:pStyle w:val="ListBullet"/>
       </w:pPr>
       <w:r>
-        <w:t>З 2018 паралельно будую внутрішні сервіси на ASP.NET Core і Angular: доступи, аудит, звітність, інтеграції — 33 системи мережі містять мій код.</w:t>
-      </w:r>
-    </w:p>
-    <w:p>
-      <w:pPr>
-        <w:pStyle w:val="ListBullet"/>
-      </w:pPr>
-      <w:r>
-        <w:t>Інтеграції мережі: EDI та ЕДО, M.E.Doc, Oracle EBS, 1С, Kafka, BizTalk, SSIS та SSRS.</w:t>
+        <w:t>З 2018 будую внутрішні сервіси мережі на ASP.NET Core: доступи для 2000+ користувачів (OpenID Connect, ADFS, Kerberos), аудит, звітність, інтеграції з EDI, Oracle EBS і Kafka.</w:t>
       </w:r>
     </w:p>
     <w:p>
@@ -386,6 +362,11 @@
       </w:pPr>
       <w:r>
         <w:t>Інженерна практика: тести на xUnit і NSubstitute, SonarQube та Jenkins, Serilog, Docker, приватний NuGet.</w:t>
+      </w:r>
+    </w:p>
+    <w:p>
+      <w:r>
+        <w:t>Раніше: Фриланс і приватна практика — Фулстек-розробник (2015–2016) · Курси сучасних професій — Викладач програмування (2015–2016) · Криворізький залізорудний комбінат — Інженер-програміст (2013–2016) · ОССистем — Програміст (2012–2013)</w:t>
       </w:r>
     </w:p>
     <w:p>
@@ -401,23 +382,7 @@
         <w:pStyle w:val="ListBullet"/>
       </w:pPr>
       <w:r>
-        <w:t>Комп'ютерна інженерія · комп'ютерні системи та мережі — Запорізький інститут економіки та інформаційних технологій (2008 — 2011)</w:t>
-      </w:r>
-    </w:p>
-    <w:p>
-      <w:pPr>
-        <w:pStyle w:val="ListBullet"/>
-      </w:pPr>
-      <w:r>
-        <w:t>Гірничий інженер підземних розробок — Криворізький технічний університет (1998 — 2003)</w:t>
-      </w:r>
-    </w:p>
-    <w:p>
-      <w:pPr>
-        <w:pStyle w:val="ListBullet"/>
-      </w:pPr>
-      <w:r>
-        <w:t>Angular 9 — Luxoft (2021)</w:t>
+        <w:t>Комп'ютерна інженерія · комп'ютерні системи та мережі — Запорізький інститут економіки та інформаційних технологій</w:t>
       </w:r>
     </w:p>
     <w:p>
@@ -426,6 +391,22 @@
       </w:pPr>
       <w:r>
         <w:t>Код на GitHub</w:t>
+      </w:r>
+    </w:p>
+    <w:p>
+      <w:pPr>
+        <w:pStyle w:val="ListBullet"/>
+      </w:pPr>
+      <w:r>
+        <w:t>Delphi 6 → 12/13: перевірка міграції — Python розбирає .dfm-форми і звіряє виклики збережених процедур та біндинги параметрів між ADO і FireDAC — https://github.com/qwert11/d6_d13_dbmapping_checker</w:t>
+      </w:r>
+    </w:p>
+    <w:p>
+      <w:pPr>
+        <w:pStyle w:val="ListBullet"/>
+      </w:pPr>
+      <w:r>
+        <w:t>Resume Engine — цей сайт: YAML → Jinja → HTML, PDF, DOCX і Markdown двома мовами — https://github.com/qwert11/resume2</w:t>
       </w:r>
     </w:p>
     <w:p>
@@ -442,30 +423,6 @@
       </w:pPr>
       <w:r>
         <w:t>ML Formula Wiki — 72 формули машинного навчання з книги Рашки, рендер KaTeX — https://github.com/qwert11/ML-Formula-Wiki</w:t>
-      </w:r>
-    </w:p>
-    <w:p>
-      <w:pPr>
-        <w:pStyle w:val="ListBullet"/>
-      </w:pPr>
-      <w:r>
-        <w:t>M3 → M4 Mapping Checker — звіряння інтерфейсу і викликів процедур між Delphi 6 і Delphi 13 — https://github.com/qwert11/d6_d13_dbmapping_checker</w:t>
-      </w:r>
-    </w:p>
-    <w:p>
-      <w:pPr>
-        <w:pStyle w:val="ListBullet"/>
-      </w:pPr>
-      <w:r>
-        <w:t>TeamBeacon — real-time маяк для пошуку своїх у натовпі: ASP.NET Core, SignalR, Docker — https://github.com/qwert11/TeamBeacon</w:t>
-      </w:r>
-    </w:p>
-    <w:p>
-      <w:pPr>
-        <w:pStyle w:val="ListBullet"/>
-      </w:pPr>
-      <w:r>
-        <w:t>Resume Engine — цей сайт: YAML → Jinja → HTML, PDF, DOCX і Markdown двома мовами — https://github.com/qwert11/resume2</w:t>
       </w:r>
     </w:p>
     <w:p>
@@ -489,7 +446,7 @@
         <w:pStyle w:val="ListBullet"/>
       </w:pPr>
       <w:r>
-        <w:t>Англійська — технічна документація і листування; розмовна — базова</w:t>
+        <w:t>Англійська — технічна документація і листування</w:t>
       </w:r>
     </w:p>
     <w:sectPr>
